--- a/klagomål/A 15007-2025 FSC-klagomål.docx
+++ b/klagomål/A 15007-2025 FSC-klagomål.docx
@@ -664,7 +664,7 @@
     <w:r>
       <w:tab/>
       <w:tab/>
-      <w:t>2025-04-02</w:t>
+      <w:t>2025-04-03</w:t>
       <w:br/>
       <w:br/>
     </w:r>

--- a/klagomål/A 15007-2025 FSC-klagomål.docx
+++ b/klagomål/A 15007-2025 FSC-klagomål.docx
@@ -664,7 +664,7 @@
     <w:r>
       <w:tab/>
       <w:tab/>
-      <w:t>2025-04-03</w:t>
+      <w:t>2025-04-05</w:t>
       <w:br/>
       <w:br/>
     </w:r>

--- a/klagomål/A 15007-2025 FSC-klagomål.docx
+++ b/klagomål/A 15007-2025 FSC-klagomål.docx
@@ -664,7 +664,7 @@
     <w:r>
       <w:tab/>
       <w:tab/>
-      <w:t>2025-04-05</w:t>
+      <w:t>2025-04-06</w:t>
       <w:br/>
       <w:br/>
     </w:r>

--- a/klagomål/A 15007-2025 FSC-klagomål.docx
+++ b/klagomål/A 15007-2025 FSC-klagomål.docx
@@ -664,7 +664,7 @@
     <w:r>
       <w:tab/>
       <w:tab/>
-      <w:t>2025-04-06</w:t>
+      <w:t>2025-04-07</w:t>
       <w:br/>
       <w:br/>
     </w:r>

--- a/klagomål/A 15007-2025 FSC-klagomål.docx
+++ b/klagomål/A 15007-2025 FSC-klagomål.docx
@@ -664,7 +664,7 @@
     <w:r>
       <w:tab/>
       <w:tab/>
-      <w:t>2025-04-07</w:t>
+      <w:t>2025-04-08</w:t>
       <w:br/>
       <w:br/>
     </w:r>

--- a/klagomål/A 15007-2025 FSC-klagomål.docx
+++ b/klagomål/A 15007-2025 FSC-klagomål.docx
@@ -664,7 +664,7 @@
     <w:r>
       <w:tab/>
       <w:tab/>
-      <w:t>2025-04-08</w:t>
+      <w:t>2025-04-09</w:t>
       <w:br/>
       <w:br/>
     </w:r>

--- a/klagomål/A 15007-2025 FSC-klagomål.docx
+++ b/klagomål/A 15007-2025 FSC-klagomål.docx
@@ -173,7 +173,7 @@
     </w:p>
     <w:p>
       <w:r>
-        <w:t>Nedan presenteras fynd av naturvårdsarter och fridlysta arter som gjorts i det avverkningsanmälda området, samt relevanta utdrag ur standarderna för FSC, Chain of Custody, Controlled Wood och PEFC.</w:t>
+        <w:t>Nedan presenteras fynd av naturvårdsarter och fridlysta arter som gjorts i det avverkningsanmälda området, samt relevanta utdrag ur standarderna för FSC, Chain of Custody, Controlled Wood och PEFC. I BILAGA 1 finns artfakta om fridlysta arter.</w:t>
       </w:r>
     </w:p>
     <w:p>
@@ -247,6 +247,35 @@
       </w:r>
     </w:p>
     <w:p>
+      <w:r>
+        <w:rPr>
+          <w:b/>
+        </w:rPr>
+        <w:t>Ullticka (NT)</w:t>
+      </w:r>
+      <w:r>
+        <w:t xml:space="preserve"> är knuten till restbestånd av barrnaturskog och förekommer med ett tydligt optimum i orörda eller måttligt påverkade gamla granskogar där det föreligger viss kontinuitet av grov död ved. Ullticka är en bra signalart inom hela sitt utbredningsområde och i södra Sverige är den sällsynt och en god signalart för skyddsvärda granskogsmiljöer. Den hotas av avverkning och fragmentering av naturskog och äldre granskog med lång trädkontinuitet. På ullticka kan ibland ulltickeporing (VU) påträffas - det är en sällsynt ticka som nyligen delats upp i tre olika arter: </w:t>
+      </w:r>
+      <w:r>
+        <w:rPr>
+          <w:i/>
+        </w:rPr>
+        <w:t xml:space="preserve">Skeletocutis brevispora </w:t>
+      </w:r>
+      <w:r>
+        <w:t>(ulltickeporing)</w:t>
+      </w:r>
+      <w:r>
+        <w:rPr>
+          <w:i/>
+        </w:rPr>
+        <w:t>, Skeletocutis delicata och Skeletocutis exilis</w:t>
+      </w:r>
+      <w:r>
+        <w:t>. De två sistnämnda arterna står för närvarande (2020) som ej bedömda i rödlistan (SLU Artdatabanken, 2024; Nitare &amp; Skogsstyrelsen, 2019; Miettinen &amp; Niemelä, 2018).</w:t>
+      </w:r>
+    </w:p>
+    <w:p>
       <w:pPr>
         <w:pStyle w:val="Heading1"/>
       </w:pPr>
@@ -257,6 +286,33 @@
     <w:p>
       <w:r>
         <w:t>Följande fridlysta arter har sina livsmiljöer och växtplatser i den avverkningsanmälda skogen: brunlångöra (NT, §4a), nordfladdermus (NT, §4a) och vattenfladdermus (§4a).</w:t>
+      </w:r>
+    </w:p>
+    <w:p>
+      <w:r>
+        <w:rPr>
+          <w:b/>
+        </w:rPr>
+        <w:t>Brunlångöra (NT, §4a)</w:t>
+      </w:r>
+      <w:r>
+        <w:t xml:space="preserve"> omfattas av bilaga 4 EU:s art- och habitatdirektiv vilket innebär att arten och dess livsmiljöer är strikt skyddade. Brunlångöra förekommer framförallt inne i relativt tät skog men födosöker också i trädgårdar, parker och hagar. Den har minskat med 17,5 (5–30) % under de senaste 21 åren och minskningstakten för den svenska populationen bedöms vara nära gränsvärdet för Sårbar (VU). (A2bc) (SLU Artdatabanken, 2024).</w:t>
+      </w:r>
+    </w:p>
+    <w:p>
+      <w:r>
+        <w:rPr>
+          <w:b/>
+        </w:rPr>
+        <w:t>Nordfladdermus (NT, §4a)</w:t>
+      </w:r>
+      <w:r>
+        <w:t xml:space="preserve"> omfattas av bilaga 4 EU:s art- och habitatdirektiv vilket innebär ett strikt skydd där arten och dess livsmiljöer ska bevaras. Nordfladdermus föredrar variationsrik skog med förekomst av sjöar, vattendrag och våtmarker och hittas framförallt i halvöppna miljöer som trädbärande beteshagar och i kantzoner mellan skog och odlingsmark. Den undviker stora öppna områden som stora hyggen och större sammanhängande planteringar vilket minskar längden bryn och landskapets heterogenitet och därmed födotillgången och mängden lämpliga jaktplatser. Skogsbruksåtgärder som leder till minskad förekomst av äldre, gles skog och då särskilt tillgång på hålträd och träd med löst sittande bark kan leda till brist på koloniplatser och viloplatser. Nordfladdermus har minskat med 27,5 (5–50) % under de senaste 21 åren och minskningstakten för den svenska populationen bedöms vara nära gränsvärdet för Sårbar (VU). (A2bc) (SLU Artdatabanken, 2024; Skogsstyrelsen, 2016).</w:t>
+      </w:r>
+    </w:p>
+    <w:p>
+      <w:r>
+        <w:t>I BILAGA 1 finns mer detaljerad information om ekologi samt krav på livsmiljö hos fridlysta arter.</w:t>
       </w:r>
     </w:p>
     <w:p>
@@ -536,6 +592,114 @@
         <w:t>I den avverkningsanmälda skogen har fridlysta arter sina livsmiljöer och växtplatser. Att skada de fridlysta arternas livsmiljöer, växtplatser eller ekologiska funktion är inte tillåtet enligt artskyddsförordningen</w:t>
       </w:r>
     </w:p>
+    <w:p>
+      <w:r>
+        <w:br w:type="page"/>
+      </w:r>
+    </w:p>
+    <w:p>
+      <w:pPr>
+        <w:pStyle w:val="Title"/>
+      </w:pPr>
+      <w:r>
+        <w:t>BILAGA 1 – Fridlysta arter</w:t>
+      </w:r>
+    </w:p>
+    <w:p>
+      <w:pPr>
+        <w:pStyle w:val="Heading1"/>
+      </w:pPr>
+      <w:r>
+        <w:t>Brunlångöra – ekologi samt krav på livsmiljön</w:t>
+      </w:r>
+    </w:p>
+    <w:p>
+      <w:r>
+        <w:t>Brunlångöra (NT, §4a) omfattas av bilaga 4 EU:s art- och habitatdirektiv vilket innebär ett strikt skydd för arten och dess livsmiljöer. Den har minskat med 17,5 (5–30) % under de senaste 21 åren och minskningstakten för den svenska populationen bedöms vara nära gränsvärdet för Sårbar (VU). (A2bc) (SLU Artdatabanken, 2024).</w:t>
+      </w:r>
+    </w:p>
+    <w:p>
+      <w:r>
+        <w:t>Brunlångöra förekommer framförallt inne i relativt tät skog men födosöker också runt hus, i parker, trädgårdar och hagar. Arten har ett mycket karakteristiskt jaktbeteende då den flyger tätt intill vegetationen så som träd och buskar eller lågt över marken där den plockar insekter och spindlar direkt från blad, grenar och grässtrån. Arten kan till och med ryttla, stå stilla i luften med fladdrande vingar. Kolonierna finns ofta i stora byggnader som kyrkor, lador och magasin. Arten påverkas negativt av belysning, och en kraftig minskning har observerats på ett antal koloniplatser i södra Sverige (SLU Artdatabanken, 2024).</w:t>
+      </w:r>
+    </w:p>
+    <w:p>
+      <w:r>
+        <w:t>Den viktigaste faktorn för om fladdermössen ska kunna leva i ett område är tillgången på föda i form av nattaktiva insekter. Ett bra hemområde måste erbjuda god födotillgång under hela aktivitetsperioden. Åtgärder som bevarar och gynnar en hög insektsproduktion är därför centrala. I ett varierat landskap med hög andel äldre lövträd, småvatten, sumpskogar, öppna våtmarker, ängar och betesmarker avlöser olika insektsgrupper varandra vilket gör att det hela tiden finns tillräckligt med föda (SLU Artdatabanken, 2024).</w:t>
+      </w:r>
+    </w:p>
+    <w:p>
+      <w:pPr>
+        <w:pStyle w:val="Heading2"/>
+      </w:pPr>
+      <w:r>
+        <w:t>Referenser – brunlångöra</w:t>
+      </w:r>
+    </w:p>
+    <w:p>
+      <w:r>
+        <w:t>SLU Artdatabanken, 2024.</w:t>
+      </w:r>
+      <w:r>
+        <w:rPr>
+          <w:i/>
+        </w:rPr>
+        <w:t xml:space="preserve"> Artfakta: brunlångöra (Plecotus auritus).</w:t>
+      </w:r>
+    </w:p>
+    <w:p>
+      <w:pPr>
+        <w:pStyle w:val="Heading1"/>
+      </w:pPr>
+      <w:r>
+        <w:t>Nordfladdermus – ekologi samt krav på livsmiljön</w:t>
+      </w:r>
+    </w:p>
+    <w:p>
+      <w:r>
+        <w:t>Nordfladdermus (NT, §4a) omfattas av bilaga 4 EU:s art- och habitatdirektiv vilket innebär ett strikt skydd för arten och dess livsmiljöer. Arten har minskat med 27,5 (5–50) % under de senaste 21 åren och minskningstakten för den svenska populationen bedöms vara nära gränsvärdet för Sårbar (VU). (A2bc) (SLU Artdatabanken, 2024).</w:t>
+      </w:r>
+    </w:p>
+    <w:p>
+      <w:r>
+        <w:t>Nordfladdermus föredrar variationsrik skog med förekomst av sjöar, vattendrag och våtmarker och hittas framförallt i halvöppna miljöer som trädbärande beteshagar och i kantzoner mellan skog och odlingsmark. Den undviker stora öppna områden som stora hyggen och större sammanhängande planteringar vilket minskar längden bryn och landskapets heterogenitet och därmed födotillgången och mängden lämpliga jaktplatser. Skogsbruksåtgärder som leder till minskad förekomst av äldre, gles skog och då särskilt tillgång på hålträd och träd med löst sittande bark kan leda till brist på koloniplatser och viloplatser (SLU Artdatabanken, 2024; Skogsstyrelsen, 2016).</w:t>
+      </w:r>
+    </w:p>
+    <w:p>
+      <w:r>
+        <w:t>Fladdermöss är beroende av hänsyn på landskapsnivå och det är viktigt att alla typer av vatten och våtmarker samt fuktiga skogspartier återställs och bevaras. Sväm- och sumpskog ska alltid sparas, och äldre lövmiljöer bör alltid sparas för födosök, koloniplatser och viloplatser. Utöver kantzoner mot vatten och våtmarker bör tillräckligt breda skyddszoner av uppväxt skog sparas för att skapa och bevara vindskyddade födosöksmiljöer. Genom att binda samman befintliga skogsbestånd med korridorer av uppvuxen skog skapas ett fladdermusvänligt landskap (SLU Artdatabanken, 2024; Skogsstyrelsen, 2016).</w:t>
+      </w:r>
+    </w:p>
+    <w:p>
+      <w:pPr>
+        <w:pStyle w:val="Heading2"/>
+      </w:pPr>
+      <w:r>
+        <w:t>Referenser – nordfladdermus</w:t>
+      </w:r>
+    </w:p>
+    <w:p>
+      <w:r>
+        <w:t xml:space="preserve">Skogsstyrelsen, 2016. </w:t>
+      </w:r>
+      <w:r>
+        <w:rPr>
+          <w:i/>
+        </w:rPr>
+        <w:t>Vägledning för hänsyn till nordfladdermus.</w:t>
+      </w:r>
+    </w:p>
+    <w:p>
+      <w:r>
+        <w:t>SLU Artdatabanken, 2024.</w:t>
+      </w:r>
+      <w:r>
+        <w:rPr>
+          <w:i/>
+        </w:rPr>
+        <w:t xml:space="preserve">  Artfakta: nordfladdermus (Eptesicus nilssonii).</w:t>
+      </w:r>
+    </w:p>
     <w:sectPr>
       <w:headerReference w:type="even" r:id="rId8"/>
       <w:headerReference w:type="default" r:id="rId9"/>
@@ -664,7 +828,7 @@
     <w:r>
       <w:tab/>
       <w:tab/>
-      <w:t>2025-04-09</w:t>
+      <w:t>2025-04-10</w:t>
       <w:br/>
       <w:br/>
     </w:r>

--- a/klagomål/A 15007-2025 FSC-klagomål.docx
+++ b/klagomål/A 15007-2025 FSC-klagomål.docx
@@ -644,7 +644,10 @@
         <w:rPr>
           <w:i/>
         </w:rPr>
-        <w:t xml:space="preserve"> Artfakta: brunlångöra (Plecotus auritus).</w:t>
+        <w:t xml:space="preserve"> Artfakta: brunlångöra (Plecotus auritus). </w:t>
+      </w:r>
+      <w:r>
+        <w:t>https://artfakta.se/taxa/206002</w:t>
       </w:r>
     </w:p>
     <w:p>
@@ -686,7 +689,10 @@
         <w:rPr>
           <w:i/>
         </w:rPr>
-        <w:t>Vägledning för hänsyn till nordfladdermus.</w:t>
+        <w:t xml:space="preserve">Vägledning för hänsyn till nordfladdermus. </w:t>
+      </w:r>
+      <w:r>
+        <w:t>Vägledningar och kunskapsstöd artskydd - Skogsstyrelsen</w:t>
       </w:r>
     </w:p>
     <w:p>
@@ -697,7 +703,10 @@
         <w:rPr>
           <w:i/>
         </w:rPr>
-        <w:t xml:space="preserve">  Artfakta: nordfladdermus (Eptesicus nilssonii).</w:t>
+        <w:t xml:space="preserve">  Artfakta: nordfladdermus (Eptesicus nilssonii). </w:t>
+      </w:r>
+      <w:r>
+        <w:t>https://artfakta.se/taxa/205998</w:t>
       </w:r>
     </w:p>
     <w:sectPr>
@@ -828,7 +837,7 @@
     <w:r>
       <w:tab/>
       <w:tab/>
-      <w:t>2025-04-10</w:t>
+      <w:t>2025-04-11</w:t>
       <w:br/>
       <w:br/>
     </w:r>

--- a/klagomål/A 15007-2025 FSC-klagomål.docx
+++ b/klagomål/A 15007-2025 FSC-klagomål.docx
@@ -837,7 +837,7 @@
     <w:r>
       <w:tab/>
       <w:tab/>
-      <w:t>2025-04-11</w:t>
+      <w:t>2025-04-12</w:t>
       <w:br/>
       <w:br/>
     </w:r>

--- a/klagomål/A 15007-2025 FSC-klagomål.docx
+++ b/klagomål/A 15007-2025 FSC-klagomål.docx
@@ -837,7 +837,7 @@
     <w:r>
       <w:tab/>
       <w:tab/>
-      <w:t>2025-04-12</w:t>
+      <w:t>2025-04-13</w:t>
       <w:br/>
       <w:br/>
     </w:r>

--- a/klagomål/A 15007-2025 FSC-klagomål.docx
+++ b/klagomål/A 15007-2025 FSC-klagomål.docx
@@ -837,7 +837,7 @@
     <w:r>
       <w:tab/>
       <w:tab/>
-      <w:t>2025-04-13</w:t>
+      <w:t>2025-04-14</w:t>
       <w:br/>
       <w:br/>
     </w:r>

--- a/klagomål/A 15007-2025 FSC-klagomål.docx
+++ b/klagomål/A 15007-2025 FSC-klagomål.docx
@@ -837,7 +837,7 @@
     <w:r>
       <w:tab/>
       <w:tab/>
-      <w:t>2025-04-14</w:t>
+      <w:t>2025-04-15</w:t>
       <w:br/>
       <w:br/>
     </w:r>

--- a/klagomål/A 15007-2025 FSC-klagomål.docx
+++ b/klagomål/A 15007-2025 FSC-klagomål.docx
@@ -837,7 +837,7 @@
     <w:r>
       <w:tab/>
       <w:tab/>
-      <w:t>2025-04-15</w:t>
+      <w:t>2025-04-16</w:t>
       <w:br/>
       <w:br/>
     </w:r>

--- a/klagomål/A 15007-2025 FSC-klagomål.docx
+++ b/klagomål/A 15007-2025 FSC-klagomål.docx
@@ -837,7 +837,7 @@
     <w:r>
       <w:tab/>
       <w:tab/>
-      <w:t>2025-04-16</w:t>
+      <w:t>2025-04-17</w:t>
       <w:br/>
       <w:br/>
     </w:r>

--- a/klagomål/A 15007-2025 FSC-klagomål.docx
+++ b/klagomål/A 15007-2025 FSC-klagomål.docx
@@ -837,7 +837,7 @@
     <w:r>
       <w:tab/>
       <w:tab/>
-      <w:t>2025-04-17</w:t>
+      <w:t>2025-04-18</w:t>
       <w:br/>
       <w:br/>
     </w:r>

--- a/klagomål/A 15007-2025 FSC-klagomål.docx
+++ b/klagomål/A 15007-2025 FSC-klagomål.docx
@@ -837,7 +837,7 @@
     <w:r>
       <w:tab/>
       <w:tab/>
-      <w:t>2025-05-03</w:t>
+      <w:t>2025-05-04</w:t>
       <w:br/>
       <w:br/>
     </w:r>

--- a/klagomål/A 15007-2025 FSC-klagomål.docx
+++ b/klagomål/A 15007-2025 FSC-klagomål.docx
@@ -837,7 +837,7 @@
     <w:r>
       <w:tab/>
       <w:tab/>
-      <w:t>2025-05-04</w:t>
+      <w:t>2025-05-06</w:t>
       <w:br/>
       <w:br/>
     </w:r>

--- a/klagomål/A 15007-2025 FSC-klagomål.docx
+++ b/klagomål/A 15007-2025 FSC-klagomål.docx
@@ -837,7 +837,7 @@
     <w:r>
       <w:tab/>
       <w:tab/>
-      <w:t>2025-05-06</w:t>
+      <w:t>2025-05-07</w:t>
       <w:br/>
       <w:br/>
     </w:r>

--- a/klagomål/A 15007-2025 FSC-klagomål.docx
+++ b/klagomål/A 15007-2025 FSC-klagomål.docx
@@ -837,7 +837,7 @@
     <w:r>
       <w:tab/>
       <w:tab/>
-      <w:t>2025-05-07</w:t>
+      <w:t>2025-05-08</w:t>
       <w:br/>
       <w:br/>
     </w:r>

--- a/klagomål/A 15007-2025 FSC-klagomål.docx
+++ b/klagomål/A 15007-2025 FSC-klagomål.docx
@@ -837,7 +837,7 @@
     <w:r>
       <w:tab/>
       <w:tab/>
-      <w:t>2025-05-08</w:t>
+      <w:t>2025-05-09</w:t>
       <w:br/>
       <w:br/>
     </w:r>

--- a/klagomål/A 15007-2025 FSC-klagomål.docx
+++ b/klagomål/A 15007-2025 FSC-klagomål.docx
@@ -837,7 +837,7 @@
     <w:r>
       <w:tab/>
       <w:tab/>
-      <w:t>2025-05-09</w:t>
+      <w:t>2025-05-10</w:t>
       <w:br/>
       <w:br/>
     </w:r>

--- a/klagomål/A 15007-2025 FSC-klagomål.docx
+++ b/klagomål/A 15007-2025 FSC-klagomål.docx
@@ -837,7 +837,7 @@
     <w:r>
       <w:tab/>
       <w:tab/>
-      <w:t>2025-05-10</w:t>
+      <w:t>2025-05-11</w:t>
       <w:br/>
       <w:br/>
     </w:r>

--- a/klagomål/A 15007-2025 FSC-klagomål.docx
+++ b/klagomål/A 15007-2025 FSC-klagomål.docx
@@ -837,7 +837,7 @@
     <w:r>
       <w:tab/>
       <w:tab/>
-      <w:t>2025-05-11</w:t>
+      <w:t>2025-05-12</w:t>
       <w:br/>
       <w:br/>
     </w:r>

--- a/klagomål/A 15007-2025 FSC-klagomål.docx
+++ b/klagomål/A 15007-2025 FSC-klagomål.docx
@@ -837,7 +837,7 @@
     <w:r>
       <w:tab/>
       <w:tab/>
-      <w:t>2025-05-12</w:t>
+      <w:t>2025-05-13</w:t>
       <w:br/>
       <w:br/>
     </w:r>

--- a/klagomål/A 15007-2025 FSC-klagomål.docx
+++ b/klagomål/A 15007-2025 FSC-klagomål.docx
@@ -837,7 +837,7 @@
     <w:r>
       <w:tab/>
       <w:tab/>
-      <w:t>2025-05-13</w:t>
+      <w:t>2025-05-14</w:t>
       <w:br/>
       <w:br/>
     </w:r>

--- a/klagomål/A 15007-2025 FSC-klagomål.docx
+++ b/klagomål/A 15007-2025 FSC-klagomål.docx
@@ -837,7 +837,7 @@
     <w:r>
       <w:tab/>
       <w:tab/>
-      <w:t>2025-05-14</w:t>
+      <w:t>2025-05-15</w:t>
       <w:br/>
       <w:br/>
     </w:r>

--- a/klagomål/A 15007-2025 FSC-klagomål.docx
+++ b/klagomål/A 15007-2025 FSC-klagomål.docx
@@ -837,7 +837,7 @@
     <w:r>
       <w:tab/>
       <w:tab/>
-      <w:t>2025-05-15</w:t>
+      <w:t>2025-05-16</w:t>
       <w:br/>
       <w:br/>
     </w:r>

--- a/klagomål/A 15007-2025 FSC-klagomål.docx
+++ b/klagomål/A 15007-2025 FSC-klagomål.docx
@@ -837,7 +837,7 @@
     <w:r>
       <w:tab/>
       <w:tab/>
-      <w:t>2025-05-16</w:t>
+      <w:t>2025-05-17</w:t>
       <w:br/>
       <w:br/>
     </w:r>

--- a/klagomål/A 15007-2025 FSC-klagomål.docx
+++ b/klagomål/A 15007-2025 FSC-klagomål.docx
@@ -837,7 +837,7 @@
     <w:r>
       <w:tab/>
       <w:tab/>
-      <w:t>2025-05-17</w:t>
+      <w:t>2025-05-18</w:t>
       <w:br/>
       <w:br/>
     </w:r>

--- a/klagomål/A 15007-2025 FSC-klagomål.docx
+++ b/klagomål/A 15007-2025 FSC-klagomål.docx
@@ -837,7 +837,7 @@
     <w:r>
       <w:tab/>
       <w:tab/>
-      <w:t>2025-05-18</w:t>
+      <w:t>2025-05-19</w:t>
       <w:br/>
       <w:br/>
     </w:r>

--- a/klagomål/A 15007-2025 FSC-klagomål.docx
+++ b/klagomål/A 15007-2025 FSC-klagomål.docx
@@ -837,7 +837,7 @@
     <w:r>
       <w:tab/>
       <w:tab/>
-      <w:t>2025-05-19</w:t>
+      <w:t>2025-05-20</w:t>
       <w:br/>
       <w:br/>
     </w:r>

--- a/klagomål/A 15007-2025 FSC-klagomål.docx
+++ b/klagomål/A 15007-2025 FSC-klagomål.docx
@@ -837,7 +837,7 @@
     <w:r>
       <w:tab/>
       <w:tab/>
-      <w:t>2025-05-20</w:t>
+      <w:t>2025-05-21</w:t>
       <w:br/>
       <w:br/>
     </w:r>

--- a/klagomål/A 15007-2025 FSC-klagomål.docx
+++ b/klagomål/A 15007-2025 FSC-klagomål.docx
@@ -837,7 +837,7 @@
     <w:r>
       <w:tab/>
       <w:tab/>
-      <w:t>2025-05-21</w:t>
+      <w:t>2025-05-22</w:t>
       <w:br/>
       <w:br/>
     </w:r>

--- a/klagomål/A 15007-2025 FSC-klagomål.docx
+++ b/klagomål/A 15007-2025 FSC-klagomål.docx
@@ -837,7 +837,7 @@
     <w:r>
       <w:tab/>
       <w:tab/>
-      <w:t>2025-05-22</w:t>
+      <w:t>2025-05-23</w:t>
       <w:br/>
       <w:br/>
     </w:r>

--- a/klagomål/A 15007-2025 FSC-klagomål.docx
+++ b/klagomål/A 15007-2025 FSC-klagomål.docx
@@ -837,7 +837,7 @@
     <w:r>
       <w:tab/>
       <w:tab/>
-      <w:t>2025-05-23</w:t>
+      <w:t>2025-05-24</w:t>
       <w:br/>
       <w:br/>
     </w:r>

--- a/klagomål/A 15007-2025 FSC-klagomål.docx
+++ b/klagomål/A 15007-2025 FSC-klagomål.docx
@@ -837,7 +837,7 @@
     <w:r>
       <w:tab/>
       <w:tab/>
-      <w:t>2025-05-24</w:t>
+      <w:t>2025-05-25</w:t>
       <w:br/>
       <w:br/>
     </w:r>

--- a/klagomål/A 15007-2025 FSC-klagomål.docx
+++ b/klagomål/A 15007-2025 FSC-klagomål.docx
@@ -837,7 +837,7 @@
     <w:r>
       <w:tab/>
       <w:tab/>
-      <w:t>2025-05-25</w:t>
+      <w:t>2025-05-26</w:t>
       <w:br/>
       <w:br/>
     </w:r>

--- a/klagomål/A 15007-2025 FSC-klagomål.docx
+++ b/klagomål/A 15007-2025 FSC-klagomål.docx
@@ -837,7 +837,7 @@
     <w:r>
       <w:tab/>
       <w:tab/>
-      <w:t>2025-05-26</w:t>
+      <w:t>2025-05-27</w:t>
       <w:br/>
       <w:br/>
     </w:r>

--- a/klagomål/A 15007-2025 FSC-klagomål.docx
+++ b/klagomål/A 15007-2025 FSC-klagomål.docx
@@ -837,7 +837,7 @@
     <w:r>
       <w:tab/>
       <w:tab/>
-      <w:t>2025-05-27</w:t>
+      <w:t>2025-05-30</w:t>
       <w:br/>
       <w:br/>
     </w:r>

--- a/klagomål/A 15007-2025 FSC-klagomål.docx
+++ b/klagomål/A 15007-2025 FSC-klagomål.docx
@@ -837,7 +837,7 @@
     <w:r>
       <w:tab/>
       <w:tab/>
-      <w:t>2025-05-30</w:t>
+      <w:t>2025-06-01</w:t>
       <w:br/>
       <w:br/>
     </w:r>

--- a/klagomål/A 15007-2025 FSC-klagomål.docx
+++ b/klagomål/A 15007-2025 FSC-klagomål.docx
@@ -837,7 +837,7 @@
     <w:r>
       <w:tab/>
       <w:tab/>
-      <w:t>2025-06-01</w:t>
+      <w:t>2025-06-02</w:t>
       <w:br/>
       <w:br/>
     </w:r>

--- a/klagomål/A 15007-2025 FSC-klagomål.docx
+++ b/klagomål/A 15007-2025 FSC-klagomål.docx
@@ -837,7 +837,7 @@
     <w:r>
       <w:tab/>
       <w:tab/>
-      <w:t>2025-06-02</w:t>
+      <w:t>2025-06-03</w:t>
       <w:br/>
       <w:br/>
     </w:r>

--- a/klagomål/A 15007-2025 FSC-klagomål.docx
+++ b/klagomål/A 15007-2025 FSC-klagomål.docx
@@ -837,7 +837,7 @@
     <w:r>
       <w:tab/>
       <w:tab/>
-      <w:t>2025-06-03</w:t>
+      <w:t>2025-06-04</w:t>
       <w:br/>
       <w:br/>
     </w:r>

--- a/klagomål/A 15007-2025 FSC-klagomål.docx
+++ b/klagomål/A 15007-2025 FSC-klagomål.docx
@@ -837,7 +837,7 @@
     <w:r>
       <w:tab/>
       <w:tab/>
-      <w:t>2025-06-04</w:t>
+      <w:t>2025-06-05</w:t>
       <w:br/>
       <w:br/>
     </w:r>

--- a/klagomål/A 15007-2025 FSC-klagomål.docx
+++ b/klagomål/A 15007-2025 FSC-klagomål.docx
@@ -837,7 +837,7 @@
     <w:r>
       <w:tab/>
       <w:tab/>
-      <w:t>2025-06-05</w:t>
+      <w:t>2025-06-13</w:t>
       <w:br/>
       <w:br/>
     </w:r>

--- a/klagomål/A 15007-2025 FSC-klagomål.docx
+++ b/klagomål/A 15007-2025 FSC-klagomål.docx
@@ -837,7 +837,7 @@
     <w:r>
       <w:tab/>
       <w:tab/>
-      <w:t>2025-06-13</w:t>
+      <w:t>2025-06-15</w:t>
       <w:br/>
       <w:br/>
     </w:r>

--- a/klagomål/A 15007-2025 FSC-klagomål.docx
+++ b/klagomål/A 15007-2025 FSC-klagomål.docx
@@ -837,7 +837,7 @@
     <w:r>
       <w:tab/>
       <w:tab/>
-      <w:t>2025-06-15</w:t>
+      <w:t>2025-06-16</w:t>
       <w:br/>
       <w:br/>
     </w:r>

--- a/klagomål/A 15007-2025 FSC-klagomål.docx
+++ b/klagomål/A 15007-2025 FSC-klagomål.docx
@@ -837,7 +837,7 @@
     <w:r>
       <w:tab/>
       <w:tab/>
-      <w:t>2025-06-16</w:t>
+      <w:t>2025-06-17</w:t>
       <w:br/>
       <w:br/>
     </w:r>

--- a/klagomål/A 15007-2025 FSC-klagomål.docx
+++ b/klagomål/A 15007-2025 FSC-klagomål.docx
@@ -837,7 +837,7 @@
     <w:r>
       <w:tab/>
       <w:tab/>
-      <w:t>2025-06-17</w:t>
+      <w:t>2025-06-18</w:t>
       <w:br/>
       <w:br/>
     </w:r>

--- a/klagomål/A 15007-2025 FSC-klagomål.docx
+++ b/klagomål/A 15007-2025 FSC-klagomål.docx
@@ -837,7 +837,7 @@
     <w:r>
       <w:tab/>
       <w:tab/>
-      <w:t>2025-06-18</w:t>
+      <w:t>2025-06-19</w:t>
       <w:br/>
       <w:br/>
     </w:r>

--- a/klagomål/A 15007-2025 FSC-klagomål.docx
+++ b/klagomål/A 15007-2025 FSC-klagomål.docx
@@ -837,7 +837,7 @@
     <w:r>
       <w:tab/>
       <w:tab/>
-      <w:t>2025-06-19</w:t>
+      <w:t>2025-06-20</w:t>
       <w:br/>
       <w:br/>
     </w:r>

--- a/klagomål/A 15007-2025 FSC-klagomål.docx
+++ b/klagomål/A 15007-2025 FSC-klagomål.docx
@@ -837,7 +837,7 @@
     <w:r>
       <w:tab/>
       <w:tab/>
-      <w:t>2025-06-20</w:t>
+      <w:t>2025-06-21</w:t>
       <w:br/>
       <w:br/>
     </w:r>

--- a/klagomål/A 15007-2025 FSC-klagomål.docx
+++ b/klagomål/A 15007-2025 FSC-klagomål.docx
@@ -837,7 +837,7 @@
     <w:r>
       <w:tab/>
       <w:tab/>
-      <w:t>2025-06-21</w:t>
+      <w:t>2025-06-22</w:t>
       <w:br/>
       <w:br/>
     </w:r>

--- a/klagomål/A 15007-2025 FSC-klagomål.docx
+++ b/klagomål/A 15007-2025 FSC-klagomål.docx
@@ -837,7 +837,7 @@
     <w:r>
       <w:tab/>
       <w:tab/>
-      <w:t>2025-06-22</w:t>
+      <w:t>2025-06-23</w:t>
       <w:br/>
       <w:br/>
     </w:r>

--- a/klagomål/A 15007-2025 FSC-klagomål.docx
+++ b/klagomål/A 15007-2025 FSC-klagomål.docx
@@ -837,7 +837,7 @@
     <w:r>
       <w:tab/>
       <w:tab/>
-      <w:t>2025-06-23</w:t>
+      <w:t>2025-06-24</w:t>
       <w:br/>
       <w:br/>
     </w:r>

--- a/klagomål/A 15007-2025 FSC-klagomål.docx
+++ b/klagomål/A 15007-2025 FSC-klagomål.docx
@@ -837,7 +837,7 @@
     <w:r>
       <w:tab/>
       <w:tab/>
-      <w:t>2025-06-24</w:t>
+      <w:t>2025-06-25</w:t>
       <w:br/>
       <w:br/>
     </w:r>

--- a/klagomål/A 15007-2025 FSC-klagomål.docx
+++ b/klagomål/A 15007-2025 FSC-klagomål.docx
@@ -837,7 +837,7 @@
     <w:r>
       <w:tab/>
       <w:tab/>
-      <w:t>2025-06-25</w:t>
+      <w:t>2025-06-26</w:t>
       <w:br/>
       <w:br/>
     </w:r>

--- a/klagomål/A 15007-2025 FSC-klagomål.docx
+++ b/klagomål/A 15007-2025 FSC-klagomål.docx
@@ -837,7 +837,7 @@
     <w:r>
       <w:tab/>
       <w:tab/>
-      <w:t>2025-06-26</w:t>
+      <w:t>2025-06-27</w:t>
       <w:br/>
       <w:br/>
     </w:r>

--- a/klagomål/A 15007-2025 FSC-klagomål.docx
+++ b/klagomål/A 15007-2025 FSC-klagomål.docx
@@ -837,7 +837,7 @@
     <w:r>
       <w:tab/>
       <w:tab/>
-      <w:t>2025-06-27</w:t>
+      <w:t>2025-06-28</w:t>
       <w:br/>
       <w:br/>
     </w:r>

--- a/klagomål/A 15007-2025 FSC-klagomål.docx
+++ b/klagomål/A 15007-2025 FSC-klagomål.docx
@@ -837,7 +837,7 @@
     <w:r>
       <w:tab/>
       <w:tab/>
-      <w:t>2025-06-28</w:t>
+      <w:t>2025-06-29</w:t>
       <w:br/>
       <w:br/>
     </w:r>

--- a/klagomål/A 15007-2025 FSC-klagomål.docx
+++ b/klagomål/A 15007-2025 FSC-klagomål.docx
@@ -837,7 +837,7 @@
     <w:r>
       <w:tab/>
       <w:tab/>
-      <w:t>2025-06-29</w:t>
+      <w:t>2025-06-30</w:t>
       <w:br/>
       <w:br/>
     </w:r>

--- a/klagomål/A 15007-2025 FSC-klagomål.docx
+++ b/klagomål/A 15007-2025 FSC-klagomål.docx
@@ -837,7 +837,7 @@
     <w:r>
       <w:tab/>
       <w:tab/>
-      <w:t>2025-06-30</w:t>
+      <w:t>2025-07-01</w:t>
       <w:br/>
       <w:br/>
     </w:r>

--- a/klagomål/A 15007-2025 FSC-klagomål.docx
+++ b/klagomål/A 15007-2025 FSC-klagomål.docx
@@ -837,7 +837,7 @@
     <w:r>
       <w:tab/>
       <w:tab/>
-      <w:t>2025-07-01</w:t>
+      <w:t>2025-07-02</w:t>
       <w:br/>
       <w:br/>
     </w:r>

--- a/klagomål/A 15007-2025 FSC-klagomål.docx
+++ b/klagomål/A 15007-2025 FSC-klagomål.docx
@@ -837,7 +837,7 @@
     <w:r>
       <w:tab/>
       <w:tab/>
-      <w:t>2025-07-02</w:t>
+      <w:t>2025-07-03</w:t>
       <w:br/>
       <w:br/>
     </w:r>

--- a/klagomål/A 15007-2025 FSC-klagomål.docx
+++ b/klagomål/A 15007-2025 FSC-klagomål.docx
@@ -837,7 +837,7 @@
     <w:r>
       <w:tab/>
       <w:tab/>
-      <w:t>2025-07-03</w:t>
+      <w:t>2025-07-04</w:t>
       <w:br/>
       <w:br/>
     </w:r>

--- a/klagomål/A 15007-2025 FSC-klagomål.docx
+++ b/klagomål/A 15007-2025 FSC-klagomål.docx
@@ -837,7 +837,7 @@
     <w:r>
       <w:tab/>
       <w:tab/>
-      <w:t>2025-07-04</w:t>
+      <w:t>2025-07-05</w:t>
       <w:br/>
       <w:br/>
     </w:r>

--- a/klagomål/A 15007-2025 FSC-klagomål.docx
+++ b/klagomål/A 15007-2025 FSC-klagomål.docx
@@ -837,7 +837,7 @@
     <w:r>
       <w:tab/>
       <w:tab/>
-      <w:t>2025-07-05</w:t>
+      <w:t>2025-07-06</w:t>
       <w:br/>
       <w:br/>
     </w:r>

--- a/klagomål/A 15007-2025 FSC-klagomål.docx
+++ b/klagomål/A 15007-2025 FSC-klagomål.docx
@@ -837,7 +837,7 @@
     <w:r>
       <w:tab/>
       <w:tab/>
-      <w:t>2025-07-06</w:t>
+      <w:t>2025-07-07</w:t>
       <w:br/>
       <w:br/>
     </w:r>

--- a/klagomål/A 15007-2025 FSC-klagomål.docx
+++ b/klagomål/A 15007-2025 FSC-klagomål.docx
@@ -837,7 +837,7 @@
     <w:r>
       <w:tab/>
       <w:tab/>
-      <w:t>2025-07-07</w:t>
+      <w:t>2025-07-08</w:t>
       <w:br/>
       <w:br/>
     </w:r>

--- a/klagomål/A 15007-2025 FSC-klagomål.docx
+++ b/klagomål/A 15007-2025 FSC-klagomål.docx
@@ -837,7 +837,7 @@
     <w:r>
       <w:tab/>
       <w:tab/>
-      <w:t>2025-07-08</w:t>
+      <w:t>2025-07-09</w:t>
       <w:br/>
       <w:br/>
     </w:r>

--- a/klagomål/A 15007-2025 FSC-klagomål.docx
+++ b/klagomål/A 15007-2025 FSC-klagomål.docx
@@ -837,7 +837,7 @@
     <w:r>
       <w:tab/>
       <w:tab/>
-      <w:t>2025-07-09</w:t>
+      <w:t>2025-07-11</w:t>
       <w:br/>
       <w:br/>
     </w:r>

--- a/klagomål/A 15007-2025 FSC-klagomål.docx
+++ b/klagomål/A 15007-2025 FSC-klagomål.docx
@@ -837,7 +837,7 @@
     <w:r>
       <w:tab/>
       <w:tab/>
-      <w:t>2025-07-11</w:t>
+      <w:t>2025-07-12</w:t>
       <w:br/>
       <w:br/>
     </w:r>

--- a/klagomål/A 15007-2025 FSC-klagomål.docx
+++ b/klagomål/A 15007-2025 FSC-klagomål.docx
@@ -837,7 +837,7 @@
     <w:r>
       <w:tab/>
       <w:tab/>
-      <w:t>2025-07-12</w:t>
+      <w:t>2025-07-13</w:t>
       <w:br/>
       <w:br/>
     </w:r>

--- a/klagomål/A 15007-2025 FSC-klagomål.docx
+++ b/klagomål/A 15007-2025 FSC-klagomål.docx
@@ -837,7 +837,7 @@
     <w:r>
       <w:tab/>
       <w:tab/>
-      <w:t>2025-07-13</w:t>
+      <w:t>2025-07-14</w:t>
       <w:br/>
       <w:br/>
     </w:r>

--- a/klagomål/A 15007-2025 FSC-klagomål.docx
+++ b/klagomål/A 15007-2025 FSC-klagomål.docx
@@ -837,7 +837,7 @@
     <w:r>
       <w:tab/>
       <w:tab/>
-      <w:t>2025-08-06</w:t>
+      <w:t>2025-08-09</w:t>
       <w:br/>
       <w:br/>
     </w:r>

--- a/klagomål/A 15007-2025 FSC-klagomål.docx
+++ b/klagomål/A 15007-2025 FSC-klagomål.docx
@@ -168,7 +168,7 @@
     </w:p>
     <w:p>
       <w:r>
-        <w:t>Detta dokument behandlar höga naturvärden i avverkningsanmälan A 15007-2025 i Gagnefs kommun. Denna avverkningsanmälan inkom 2025-03-27 och omfattar 5,3 ha.</w:t>
+        <w:t>Detta dokument behandlar höga naturvärden i avverkningsanmälan A 15007-2025 i Gagnefs kommun. Denna avverkningsanmälan inkom 2025-03-27 14:56:42 och omfattar 5,3 ha.</w:t>
       </w:r>
     </w:p>
     <w:p>

--- a/klagomål/A 15007-2025 FSC-klagomål.docx
+++ b/klagomål/A 15007-2025 FSC-klagomål.docx
@@ -837,7 +837,7 @@
     <w:r>
       <w:tab/>
       <w:tab/>
-      <w:t>2025-08-09</w:t>
+      <w:t>2025-08-10</w:t>
       <w:br/>
       <w:br/>
     </w:r>

--- a/klagomål/A 15007-2025 FSC-klagomål.docx
+++ b/klagomål/A 15007-2025 FSC-klagomål.docx
@@ -837,7 +837,7 @@
     <w:r>
       <w:tab/>
       <w:tab/>
-      <w:t>2025-08-10</w:t>
+      <w:t>2025-08-11</w:t>
       <w:br/>
       <w:br/>
     </w:r>

--- a/klagomål/A 15007-2025 FSC-klagomål.docx
+++ b/klagomål/A 15007-2025 FSC-klagomål.docx
@@ -837,7 +837,7 @@
     <w:r>
       <w:tab/>
       <w:tab/>
-      <w:t>2025-08-11</w:t>
+      <w:t>2025-08-12</w:t>
       <w:br/>
       <w:br/>
     </w:r>

--- a/klagomål/A 15007-2025 FSC-klagomål.docx
+++ b/klagomål/A 15007-2025 FSC-klagomål.docx
@@ -837,7 +837,7 @@
     <w:r>
       <w:tab/>
       <w:tab/>
-      <w:t>2025-08-12</w:t>
+      <w:t>2025-08-13</w:t>
       <w:br/>
       <w:br/>
     </w:r>

--- a/klagomål/A 15007-2025 FSC-klagomål.docx
+++ b/klagomål/A 15007-2025 FSC-klagomål.docx
@@ -837,7 +837,7 @@
     <w:r>
       <w:tab/>
       <w:tab/>
-      <w:t>2025-08-13</w:t>
+      <w:t>2025-08-14</w:t>
       <w:br/>
       <w:br/>
     </w:r>

--- a/klagomål/A 15007-2025 FSC-klagomål.docx
+++ b/klagomål/A 15007-2025 FSC-klagomål.docx
@@ -837,7 +837,7 @@
     <w:r>
       <w:tab/>
       <w:tab/>
-      <w:t>2025-08-14</w:t>
+      <w:t>2025-08-15</w:t>
       <w:br/>
       <w:br/>
     </w:r>

--- a/klagomål/A 15007-2025 FSC-klagomål.docx
+++ b/klagomål/A 15007-2025 FSC-klagomål.docx
@@ -837,7 +837,7 @@
     <w:r>
       <w:tab/>
       <w:tab/>
-      <w:t>2025-08-15</w:t>
+      <w:t>2025-08-16</w:t>
       <w:br/>
       <w:br/>
     </w:r>

--- a/klagomål/A 15007-2025 FSC-klagomål.docx
+++ b/klagomål/A 15007-2025 FSC-klagomål.docx
@@ -837,7 +837,7 @@
     <w:r>
       <w:tab/>
       <w:tab/>
-      <w:t>2025-08-16</w:t>
+      <w:t>2025-08-17</w:t>
       <w:br/>
       <w:br/>
     </w:r>

--- a/klagomål/A 15007-2025 FSC-klagomål.docx
+++ b/klagomål/A 15007-2025 FSC-klagomål.docx
@@ -837,7 +837,7 @@
     <w:r>
       <w:tab/>
       <w:tab/>
-      <w:t>2025-08-17</w:t>
+      <w:t>2025-08-18</w:t>
       <w:br/>
       <w:br/>
     </w:r>

--- a/klagomål/A 15007-2025 FSC-klagomål.docx
+++ b/klagomål/A 15007-2025 FSC-klagomål.docx
@@ -837,7 +837,7 @@
     <w:r>
       <w:tab/>
       <w:tab/>
-      <w:t>2025-08-18</w:t>
+      <w:t>2025-08-19</w:t>
       <w:br/>
       <w:br/>
     </w:r>

--- a/klagomål/A 15007-2025 FSC-klagomål.docx
+++ b/klagomål/A 15007-2025 FSC-klagomål.docx
@@ -837,7 +837,7 @@
     <w:r>
       <w:tab/>
       <w:tab/>
-      <w:t>2025-08-19</w:t>
+      <w:t>2025-08-20</w:t>
       <w:br/>
       <w:br/>
     </w:r>

--- a/klagomål/A 15007-2025 FSC-klagomål.docx
+++ b/klagomål/A 15007-2025 FSC-klagomål.docx
@@ -837,7 +837,7 @@
     <w:r>
       <w:tab/>
       <w:tab/>
-      <w:t>2025-08-20</w:t>
+      <w:t>2025-08-21</w:t>
       <w:br/>
       <w:br/>
     </w:r>

--- a/klagomål/A 15007-2025 FSC-klagomål.docx
+++ b/klagomål/A 15007-2025 FSC-klagomål.docx
@@ -837,7 +837,7 @@
     <w:r>
       <w:tab/>
       <w:tab/>
-      <w:t>2025-08-21</w:t>
+      <w:t>2025-08-22</w:t>
       <w:br/>
       <w:br/>
     </w:r>

--- a/klagomål/A 15007-2025 FSC-klagomål.docx
+++ b/klagomål/A 15007-2025 FSC-klagomål.docx
@@ -837,7 +837,7 @@
     <w:r>
       <w:tab/>
       <w:tab/>
-      <w:t>2025-08-22</w:t>
+      <w:t>2025-08-23</w:t>
       <w:br/>
       <w:br/>
     </w:r>

--- a/klagomål/A 15007-2025 FSC-klagomål.docx
+++ b/klagomål/A 15007-2025 FSC-klagomål.docx
@@ -837,7 +837,7 @@
     <w:r>
       <w:tab/>
       <w:tab/>
-      <w:t>2025-08-23</w:t>
+      <w:t>2025-08-24</w:t>
       <w:br/>
       <w:br/>
     </w:r>

--- a/klagomål/A 15007-2025 FSC-klagomål.docx
+++ b/klagomål/A 15007-2025 FSC-klagomål.docx
@@ -837,7 +837,7 @@
     <w:r>
       <w:tab/>
       <w:tab/>
-      <w:t>2025-08-24</w:t>
+      <w:t>2025-08-25</w:t>
       <w:br/>
       <w:br/>
     </w:r>

--- a/klagomål/A 15007-2025 FSC-klagomål.docx
+++ b/klagomål/A 15007-2025 FSC-klagomål.docx
@@ -837,7 +837,7 @@
     <w:r>
       <w:tab/>
       <w:tab/>
-      <w:t>2025-08-25</w:t>
+      <w:t>2025-08-26</w:t>
       <w:br/>
       <w:br/>
     </w:r>
